--- a/Report/External-Documents/front_page.docx
+++ b/Report/External-Documents/front_page.docx
@@ -835,10 +835,7 @@
         <w:jc w:val="center"/>
         <w:rPr>
           <w:rFonts w:ascii="Times New Roman" w:hAnsi="Times New Roman" w:cs="Times New Roman"/>
-          <w:b/>
-          <w:bCs/>
-          <w:color w:val="000000"/>
-          <w:lang w:bidi="he-IL"/>
+          <w:lang w:val="en-GB" w:eastAsia="en-US"/>
         </w:rPr>
       </w:pPr>
       <w:r>
@@ -854,7 +851,14 @@
           <w:highlight w:val="yellow"/>
           <w:lang w:val="en-GB" w:eastAsia="en-US"/>
         </w:rPr>
-        <w:t>212149</w:t>
+        <w:t>2</w:t>
+      </w:r>
+      <w:r>
+        <w:rPr>
+          <w:rFonts w:ascii="Times New Roman" w:hAnsi="Times New Roman" w:cs="Times New Roman"/>
+          <w:lang w:val="en-GB" w:eastAsia="en-US"/>
+        </w:rPr>
+        <w:t>12445</w:t>
       </w:r>
     </w:p>
     <w:sectPr>
